--- a/examples/clustering/doc/README.docx
+++ b/examples/clustering/doc/README.docx
@@ -2,7 +2,7 @@
 <file path=word/document.xml><?xml version="1.0" encoding="utf-8"?>
 <w:document xmlns:w="http://schemas.openxmlformats.org/wordprocessingml/2006/main" xmlns:m="http://schemas.openxmlformats.org/officeDocument/2006/math" xmlns:r="http://schemas.openxmlformats.org/officeDocument/2006/relationships" xmlns:o="urn:schemas-microsoft-com:office:office" xmlns:v="urn:schemas-microsoft-com:vml" xmlns:w10="urn:schemas-microsoft-com:office:word" xmlns:a="http://schemas.openxmlformats.org/drawingml/2006/main" xmlns:pic="http://schemas.openxmlformats.org/drawingml/2006/picture" xmlns:wp="http://schemas.openxmlformats.org/drawingml/2006/wordprocessingDrawing">
   <w:body>
-    <w:bookmarkStart w:id="22" w:name="clustering-examples"/>
+    <w:bookmarkStart w:id="13" w:name="clustering-examples"/>
     <w:p>
       <w:pPr>
         <w:pStyle w:val="Heading1"/>
@@ -16,7 +16,7 @@
         <w:pStyle w:val="FirstParagraph"/>
       </w:pPr>
       <w:r>
-        <w:t xml:space="preserve">This section organizes clustering by modeling family instead of treating all unsupervised methods as interchangeable. The numbering now leaves visible gaps so the reader can distinguish the introductory partitional/medoid methods from density-based clustering and from tuning-oriented workflows.</w:t>
+        <w:t xml:space="preserve">This section organizes clustering by modeling family, one subfolder per family, so each folder maps 1:1 to a slide deck.</w:t>
       </w:r>
     </w:p>
     <w:p>
@@ -24,39 +24,7 @@
         <w:pStyle w:val="BodyText"/>
       </w:pPr>
       <w:r>
-        <w:t xml:space="preserve">A good reading order is to start with centroid-based clustering, compare it with medoid-based clustering, then move to density-based discovery, and only after that inspect clustering model selection.</w:t>
-      </w:r>
-    </w:p>
-    <w:bookmarkStart w:id="11" w:name="partition-based-foundations"/>
-    <w:p>
-      <w:pPr>
-        <w:pStyle w:val="Heading2"/>
-      </w:pPr>
-      <w:r>
-        <w:t xml:space="preserve">Partition-Based Foundations</w:t>
-      </w:r>
-    </w:p>
-    <w:p>
-      <w:pPr>
-        <w:pStyle w:val="FirstParagraph"/>
-      </w:pPr>
-      <w:r>
-        <w:t xml:space="preserve">These examples are the fastest way to understand how</w:t>
-      </w:r>
-      <w:r>
-        <w:t xml:space="preserve"> </w:t>
-      </w:r>
-      <w:r>
-        <w:rPr>
-          <w:rStyle w:val="VerbatimChar"/>
-        </w:rPr>
-        <w:t xml:space="preserve">daltoolbox</w:t>
-      </w:r>
-      <w:r>
-        <w:t xml:space="preserve"> </w:t>
-      </w:r>
-      <w:r>
-        <w:t xml:space="preserve">represents unsupervised learners, cluster assignments, and evaluation outputs.</w:t>
+        <w:t xml:space="preserve">A good reading order is to start with centroid-based clustering, compare it with medoid-based clustering, then move to density-based discovery, then to the soft/model-based/hierarchical views, and only after that inspect clustering model selection.</w:t>
       </w:r>
     </w:p>
     <w:p>
@@ -72,7 +40,7 @@
           <w:rPr>
             <w:rStyle w:val="Hyperlink"/>
           </w:rPr>
-          <w:t xml:space="preserve">01-partitional-kmeans.md</w:t>
+          <w:t xml:space="preserve">Partition-Based Foundations</w:t>
         </w:r>
       </w:hyperlink>
       <w:r>
@@ -88,10 +56,7 @@
         <w:rPr>
           <w:rStyle w:val="VerbatimChar"/>
         </w:rPr>
-        <w:t xml:space="preserve">clu_kmeans</w:t>
-      </w:r>
-      <w:r>
-        <w:t xml:space="preserve">: centroid-based clustering with Euclidean partitions.</w:t>
+        <w:t xml:space="preserve">d061-clustering.pdf</w:t>
       </w:r>
     </w:p>
     <w:p>
@@ -107,7 +72,7 @@
           <w:rPr>
             <w:rStyle w:val="Hyperlink"/>
           </w:rPr>
-          <w:t xml:space="preserve">02-medoid-pam.md</w:t>
+          <w:t xml:space="preserve">Density-Based Clustering</w:t>
         </w:r>
       </w:hyperlink>
       <w:r>
@@ -123,28 +88,7 @@
         <w:rPr>
           <w:rStyle w:val="VerbatimChar"/>
         </w:rPr>
-        <w:t xml:space="preserve">clu_pam</w:t>
-      </w:r>
-      <w:r>
-        <w:t xml:space="preserve">: medoid-based clustering, often more robust to extreme points.</w:t>
-      </w:r>
-    </w:p>
-    <w:bookmarkEnd w:id="11"/>
-    <w:bookmarkStart w:id="13" w:name="density-based-clustering"/>
-    <w:p>
-      <w:pPr>
-        <w:pStyle w:val="Heading2"/>
-      </w:pPr>
-      <w:r>
-        <w:t xml:space="preserve">Density-Based Clustering</w:t>
-      </w:r>
-    </w:p>
-    <w:p>
-      <w:pPr>
-        <w:pStyle w:val="FirstParagraph"/>
-      </w:pPr>
-      <w:r>
-        <w:t xml:space="preserve">This block separates methods that detect dense regions from those that force every instance into a centroid or medoid partition.</w:t>
+        <w:t xml:space="preserve">d062-clustering-density.pdf</w:t>
       </w:r>
     </w:p>
     <w:p>
@@ -152,7 +96,30 @@
         <w:pStyle w:val="Compact"/>
         <w:numPr>
           <w:ilvl w:val="0"/>
-          <w:numId w:val="1002"/>
+          <w:numId w:val="1001"/>
+        </w:numPr>
+      </w:pPr>
+      <w:hyperlink r:id="rId11">
+        <w:r>
+          <w:rPr>
+            <w:rStyle w:val="Hyperlink"/>
+          </w:rPr>
+          <w:t xml:space="preserve">Soft, Model-Based, and Hierarchical Views</w:t>
+        </w:r>
+      </w:hyperlink>
+      <w:r>
+        <w:t xml:space="preserve"> </w:t>
+      </w:r>
+      <w:r>
+        <w:t xml:space="preserve">- no deck yet, pending a new presentation</w:t>
+      </w:r>
+    </w:p>
+    <w:p>
+      <w:pPr>
+        <w:pStyle w:val="Compact"/>
+        <w:numPr>
+          <w:ilvl w:val="0"/>
+          <w:numId w:val="1001"/>
         </w:numPr>
       </w:pPr>
       <w:hyperlink r:id="rId12">
@@ -160,264 +127,17 @@
           <w:rPr>
             <w:rStyle w:val="Hyperlink"/>
           </w:rPr>
-          <w:t xml:space="preserve">10-density-dbscan.md</w:t>
+          <w:t xml:space="preserve">Model Selection</w:t>
         </w:r>
       </w:hyperlink>
       <w:r>
         <w:t xml:space="preserve"> </w:t>
       </w:r>
       <w:r>
-        <w:t xml:space="preserve">-</w:t>
-      </w:r>
-      <w:r>
-        <w:t xml:space="preserve"> </w:t>
-      </w:r>
-      <w:r>
-        <w:rPr>
-          <w:rStyle w:val="VerbatimChar"/>
-        </w:rPr>
-        <w:t xml:space="preserve">clu_dbscan</w:t>
-      </w:r>
-      <w:r>
-        <w:t xml:space="preserve">: groups dense neighborhoods and can leave noise points unassigned.</w:t>
+        <w:t xml:space="preserve">- no deck yet, pending a new presentation</w:t>
       </w:r>
     </w:p>
     <w:bookmarkEnd w:id="13"/>
-    <w:bookmarkStart w:id="18" w:name="soft-model-based-and-hierarchical-views"/>
-    <w:p>
-      <w:pPr>
-        <w:pStyle w:val="Heading2"/>
-      </w:pPr>
-      <w:r>
-        <w:t xml:space="preserve">Soft, Model-Based, and Hierarchical Views</w:t>
-      </w:r>
-    </w:p>
-    <w:p>
-      <w:pPr>
-        <w:pStyle w:val="FirstParagraph"/>
-      </w:pPr>
-      <w:r>
-        <w:t xml:space="preserve">This block widens the clustering perspective beyond hard partitions. These methods are useful when the analyst wants memberships, probabilistic mixtures, hierarchical merge structure, or graph communities.</w:t>
-      </w:r>
-    </w:p>
-    <w:p>
-      <w:pPr>
-        <w:pStyle w:val="Compact"/>
-        <w:numPr>
-          <w:ilvl w:val="0"/>
-          <w:numId w:val="1003"/>
-        </w:numPr>
-      </w:pPr>
-      <w:hyperlink r:id="rId14">
-        <w:r>
-          <w:rPr>
-            <w:rStyle w:val="Hyperlink"/>
-          </w:rPr>
-          <w:t xml:space="preserve">11-fuzzy-cmeans.md</w:t>
-        </w:r>
-      </w:hyperlink>
-      <w:r>
-        <w:t xml:space="preserve"> </w:t>
-      </w:r>
-      <w:r>
-        <w:t xml:space="preserve">-</w:t>
-      </w:r>
-      <w:r>
-        <w:t xml:space="preserve"> </w:t>
-      </w:r>
-      <w:r>
-        <w:rPr>
-          <w:rStyle w:val="VerbatimChar"/>
-        </w:rPr>
-        <w:t xml:space="preserve">cluster_cmeans</w:t>
-      </w:r>
-      <w:r>
-        <w:t xml:space="preserve">: fuzzy clustering with membership degrees.</w:t>
-      </w:r>
-    </w:p>
-    <w:p>
-      <w:pPr>
-        <w:pStyle w:val="Compact"/>
-        <w:numPr>
-          <w:ilvl w:val="0"/>
-          <w:numId w:val="1003"/>
-        </w:numPr>
-      </w:pPr>
-      <w:hyperlink r:id="rId15">
-        <w:r>
-          <w:rPr>
-            <w:rStyle w:val="Hyperlink"/>
-          </w:rPr>
-          <w:t xml:space="preserve">12-model-based-gmm.md</w:t>
-        </w:r>
-      </w:hyperlink>
-      <w:r>
-        <w:t xml:space="preserve"> </w:t>
-      </w:r>
-      <w:r>
-        <w:t xml:space="preserve">-</w:t>
-      </w:r>
-      <w:r>
-        <w:t xml:space="preserve"> </w:t>
-      </w:r>
-      <w:r>
-        <w:rPr>
-          <w:rStyle w:val="VerbatimChar"/>
-        </w:rPr>
-        <w:t xml:space="preserve">cluster_gmm</w:t>
-      </w:r>
-      <w:r>
-        <w:t xml:space="preserve">: Gaussian mixture model clustering.</w:t>
-      </w:r>
-    </w:p>
-    <w:p>
-      <w:pPr>
-        <w:pStyle w:val="Compact"/>
-        <w:numPr>
-          <w:ilvl w:val="0"/>
-          <w:numId w:val="1003"/>
-        </w:numPr>
-      </w:pPr>
-      <w:hyperlink r:id="rId16">
-        <w:r>
-          <w:rPr>
-            <w:rStyle w:val="Hyperlink"/>
-          </w:rPr>
-          <w:t xml:space="preserve">13-hierarchical-hclust.md</w:t>
-        </w:r>
-      </w:hyperlink>
-      <w:r>
-        <w:t xml:space="preserve"> </w:t>
-      </w:r>
-      <w:r>
-        <w:t xml:space="preserve">-</w:t>
-      </w:r>
-      <w:r>
-        <w:t xml:space="preserve"> </w:t>
-      </w:r>
-      <w:r>
-        <w:rPr>
-          <w:rStyle w:val="VerbatimChar"/>
-        </w:rPr>
-        <w:t xml:space="preserve">cluster_hclust</w:t>
-      </w:r>
-      <w:r>
-        <w:t xml:space="preserve">: agglomerative hierarchical clustering.</w:t>
-      </w:r>
-    </w:p>
-    <w:p>
-      <w:pPr>
-        <w:pStyle w:val="Compact"/>
-        <w:numPr>
-          <w:ilvl w:val="0"/>
-          <w:numId w:val="1003"/>
-        </w:numPr>
-      </w:pPr>
-      <w:hyperlink r:id="rId17">
-        <w:r>
-          <w:rPr>
-            <w:rStyle w:val="Hyperlink"/>
-          </w:rPr>
-          <w:t xml:space="preserve">14-graph-louvain.md</w:t>
-        </w:r>
-      </w:hyperlink>
-      <w:r>
-        <w:t xml:space="preserve"> </w:t>
-      </w:r>
-      <w:r>
-        <w:t xml:space="preserve">-</w:t>
-      </w:r>
-      <w:r>
-        <w:t xml:space="preserve"> </w:t>
-      </w:r>
-      <w:r>
-        <w:rPr>
-          <w:rStyle w:val="VerbatimChar"/>
-        </w:rPr>
-        <w:t xml:space="preserve">cluster_louvain_graph</w:t>
-      </w:r>
-      <w:r>
-        <w:t xml:space="preserve">: graph community detection by modularity optimization.</w:t>
-      </w:r>
-    </w:p>
-    <w:bookmarkEnd w:id="18"/>
-    <w:bookmarkStart w:id="21" w:name="model-selection"/>
-    <w:p>
-      <w:pPr>
-        <w:pStyle w:val="Heading2"/>
-      </w:pPr>
-      <w:r>
-        <w:t xml:space="preserve">Model Selection</w:t>
-      </w:r>
-    </w:p>
-    <w:p>
-      <w:pPr>
-        <w:pStyle w:val="FirstParagraph"/>
-      </w:pPr>
-      <w:r>
-        <w:t xml:space="preserve">This final block separates evaluation customization from hyperparameter search. The first example shows how to change metric lists explicitly; the second uses those ideas inside the tuning workflow.</w:t>
-      </w:r>
-    </w:p>
-    <w:p>
-      <w:pPr>
-        <w:pStyle w:val="Compact"/>
-        <w:numPr>
-          <w:ilvl w:val="0"/>
-          <w:numId w:val="1004"/>
-        </w:numPr>
-      </w:pPr>
-      <w:hyperlink r:id="rId19">
-        <w:r>
-          <w:rPr>
-            <w:rStyle w:val="Hyperlink"/>
-          </w:rPr>
-          <w:t xml:space="preserve">19-custom-evaluation.md</w:t>
-        </w:r>
-      </w:hyperlink>
-      <w:r>
-        <w:t xml:space="preserve"> </w:t>
-      </w:r>
-      <w:r>
-        <w:t xml:space="preserve">- inspect default clustering metrics and replace them with a custom evaluation set.</w:t>
-      </w:r>
-    </w:p>
-    <w:p>
-      <w:pPr>
-        <w:pStyle w:val="Compact"/>
-        <w:numPr>
-          <w:ilvl w:val="0"/>
-          <w:numId w:val="1004"/>
-        </w:numPr>
-      </w:pPr>
-      <w:hyperlink r:id="rId20">
-        <w:r>
-          <w:rPr>
-            <w:rStyle w:val="Hyperlink"/>
-          </w:rPr>
-          <w:t xml:space="preserve">20-model-selection-tuning.md</w:t>
-        </w:r>
-      </w:hyperlink>
-      <w:r>
-        <w:t xml:space="preserve"> </w:t>
-      </w:r>
-      <w:r>
-        <w:t xml:space="preserve">-</w:t>
-      </w:r>
-      <w:r>
-        <w:t xml:space="preserve"> </w:t>
-      </w:r>
-      <w:r>
-        <w:rPr>
-          <w:rStyle w:val="VerbatimChar"/>
-        </w:rPr>
-        <w:t xml:space="preserve">clu_tune</w:t>
-      </w:r>
-      <w:r>
-        <w:t xml:space="preserve">: compares clustering configurations through the DAL tuning workflow.</w:t>
-      </w:r>
-    </w:p>
-    <w:bookmarkEnd w:id="21"/>
-    <w:bookmarkEnd w:id="22"/>
     <w:sectPr>
       <w:footnotePr>
         <w:numRestart w:val="eachSect"/>
@@ -635,15 +355,6 @@
     <w:abstractNumId w:val="990"/>
   </w:num>
   <w:num w:numId="1001">
-    <w:abstractNumId w:val="991"/>
-  </w:num>
-  <w:num w:numId="1002">
-    <w:abstractNumId w:val="991"/>
-  </w:num>
-  <w:num w:numId="1003">
-    <w:abstractNumId w:val="991"/>
-  </w:num>
-  <w:num w:numId="1004">
     <w:abstractNumId w:val="991"/>
   </w:num>
 </w:numbering>

--- a/examples/clustering/doc/README.docx
+++ b/examples/clustering/doc/README.docx
@@ -2,7 +2,7 @@
 <file path=word/document.xml><?xml version="1.0" encoding="utf-8"?>
 <w:document xmlns:w="http://schemas.openxmlformats.org/wordprocessingml/2006/main" xmlns:m="http://schemas.openxmlformats.org/officeDocument/2006/math" xmlns:r="http://schemas.openxmlformats.org/officeDocument/2006/relationships" xmlns:o="urn:schemas-microsoft-com:office:office" xmlns:v="urn:schemas-microsoft-com:vml" xmlns:w10="urn:schemas-microsoft-com:office:word" xmlns:a="http://schemas.openxmlformats.org/drawingml/2006/main" xmlns:pic="http://schemas.openxmlformats.org/drawingml/2006/picture" xmlns:wp="http://schemas.openxmlformats.org/drawingml/2006/wordprocessingDrawing">
   <w:body>
-    <w:bookmarkStart w:id="13" w:name="clustering-examples"/>
+    <w:bookmarkStart w:id="17" w:name="clustering-examples"/>
     <w:p>
       <w:pPr>
         <w:pStyle w:val="Heading1"/>
@@ -52,12 +52,14 @@
       <w:r>
         <w:t xml:space="preserve"> </w:t>
       </w:r>
-      <w:r>
-        <w:rPr>
-          <w:rStyle w:val="VerbatimChar"/>
-        </w:rPr>
-        <w:t xml:space="preserve">d061-clustering.pdf</w:t>
-      </w:r>
+      <w:hyperlink r:id="rId10">
+        <w:r>
+          <w:rPr>
+            <w:rStyle w:val="Hyperlink"/>
+          </w:rPr>
+          <w:t xml:space="preserve">d061_clustering_partitional.pdf</w:t>
+        </w:r>
+      </w:hyperlink>
     </w:p>
     <w:p>
       <w:pPr>
@@ -67,7 +69,7 @@
           <w:numId w:val="1001"/>
         </w:numPr>
       </w:pPr>
-      <w:hyperlink r:id="rId10">
+      <w:hyperlink r:id="rId11">
         <w:r>
           <w:rPr>
             <w:rStyle w:val="Hyperlink"/>
@@ -84,12 +86,14 @@
       <w:r>
         <w:t xml:space="preserve"> </w:t>
       </w:r>
-      <w:r>
-        <w:rPr>
-          <w:rStyle w:val="VerbatimChar"/>
-        </w:rPr>
-        <w:t xml:space="preserve">d062-clustering-density.pdf</w:t>
-      </w:r>
+      <w:hyperlink r:id="rId12">
+        <w:r>
+          <w:rPr>
+            <w:rStyle w:val="Hyperlink"/>
+          </w:rPr>
+          <w:t xml:space="preserve">d062_clustering_density.pdf</w:t>
+        </w:r>
+      </w:hyperlink>
     </w:p>
     <w:p>
       <w:pPr>
@@ -99,7 +103,7 @@
           <w:numId w:val="1001"/>
         </w:numPr>
       </w:pPr>
-      <w:hyperlink r:id="rId11">
+      <w:hyperlink r:id="rId13">
         <w:r>
           <w:rPr>
             <w:rStyle w:val="Hyperlink"/>
@@ -111,7 +115,24 @@
         <w:t xml:space="preserve"> </w:t>
       </w:r>
       <w:r>
-        <w:t xml:space="preserve">- no deck yet, pending a new presentation</w:t>
+        <w:t xml:space="preserve">-</w:t>
+      </w:r>
+      <w:r>
+        <w:t xml:space="preserve"> </w:t>
+      </w:r>
+      <w:hyperlink r:id="rId14">
+        <w:r>
+          <w:rPr>
+            <w:rStyle w:val="Hyperlink"/>
+          </w:rPr>
+          <w:t xml:space="preserve">d063_clustering_advanced-views.pdf</w:t>
+        </w:r>
+      </w:hyperlink>
+      <w:r>
+        <w:t xml:space="preserve"> </w:t>
+      </w:r>
+      <w:r>
+        <w:t xml:space="preserve">(draft)</w:t>
       </w:r>
     </w:p>
     <w:p>
@@ -122,7 +143,7 @@
           <w:numId w:val="1001"/>
         </w:numPr>
       </w:pPr>
-      <w:hyperlink r:id="rId12">
+      <w:hyperlink r:id="rId15">
         <w:r>
           <w:rPr>
             <w:rStyle w:val="Hyperlink"/>
@@ -134,10 +155,27 @@
         <w:t xml:space="preserve"> </w:t>
       </w:r>
       <w:r>
-        <w:t xml:space="preserve">- no deck yet, pending a new presentation</w:t>
+        <w:t xml:space="preserve">-</w:t>
+      </w:r>
+      <w:r>
+        <w:t xml:space="preserve"> </w:t>
+      </w:r>
+      <w:hyperlink r:id="rId16">
+        <w:r>
+          <w:rPr>
+            <w:rStyle w:val="Hyperlink"/>
+          </w:rPr>
+          <w:t xml:space="preserve">d064_clustering_model-selection.pdf</w:t>
+        </w:r>
+      </w:hyperlink>
+      <w:r>
+        <w:t xml:space="preserve"> </w:t>
+      </w:r>
+      <w:r>
+        <w:t xml:space="preserve">(draft)</w:t>
       </w:r>
     </w:p>
-    <w:bookmarkEnd w:id="13"/>
+    <w:bookmarkEnd w:id="17"/>
     <w:sectPr>
       <w:footnotePr>
         <w:numRestart w:val="eachSect"/>
